--- a/link_eshopworld/Documentation/eShopWorld_Package_Integration.docx
+++ b/link_eshopworld/Documentation/eShopWorld_Package_Integration.docx
@@ -159,14 +159,7 @@
                                     <w:sz w:val="20"/>
                                     <w:szCs w:val="20"/>
                                   </w:rPr>
-                                  <w:t>7</w:t>
-                                </w:r>
-                                <w:r>
-                                  <w:rPr>
-                                    <w:sz w:val="20"/>
-                                    <w:szCs w:val="20"/>
-                                  </w:rPr>
-                                  <w:t>.1</w:t>
+                                  <w:t>9</w:t>
                                 </w:r>
                               </w:p>
                               <w:p>
@@ -198,14 +191,14 @@
                                     <w:sz w:val="20"/>
                                     <w:szCs w:val="20"/>
                                   </w:rPr>
-                                  <w:t>July</w:t>
+                                  <w:t xml:space="preserve">October </w:t>
                                 </w:r>
                                 <w:r>
                                   <w:rPr>
                                     <w:sz w:val="20"/>
                                     <w:szCs w:val="20"/>
                                   </w:rPr>
-                                  <w:t xml:space="preserve"> 2025</w:t>
+                                  <w:t>2025</w:t>
                                 </w:r>
                               </w:p>
                               <w:p>
@@ -314,14 +307,7 @@
                               <w:sz w:val="20"/>
                               <w:szCs w:val="20"/>
                             </w:rPr>
-                            <w:t>7</w:t>
-                          </w:r>
-                          <w:r>
-                            <w:rPr>
-                              <w:sz w:val="20"/>
-                              <w:szCs w:val="20"/>
-                            </w:rPr>
-                            <w:t>.1</w:t>
+                            <w:t>9</w:t>
                           </w:r>
                         </w:p>
                         <w:p>
@@ -353,14 +339,14 @@
                               <w:sz w:val="20"/>
                               <w:szCs w:val="20"/>
                             </w:rPr>
-                            <w:t>July</w:t>
+                            <w:t xml:space="preserve">October </w:t>
                           </w:r>
                           <w:r>
                             <w:rPr>
                               <w:sz w:val="20"/>
                               <w:szCs w:val="20"/>
                             </w:rPr>
-                            <w:t xml:space="preserve"> 2025</w:t>
+                            <w:t>2025</w:t>
                           </w:r>
                         </w:p>
                         <w:p>
@@ -4021,7 +4007,6 @@
   <w:style w:type="character" w:default="1" w:styleId="DefaultParagraphFont">
     <w:name w:val="Default Paragraph Font"/>
     <w:uiPriority w:val="1"/>
-    <w:semiHidden/>
     <w:unhideWhenUsed/>
   </w:style>
   <w:style w:type="table" w:default="1" w:styleId="TableNormal">

--- a/link_eshopworld/Documentation/eShopWorld_Package_Integration.docx
+++ b/link_eshopworld/Documentation/eShopWorld_Package_Integration.docx
@@ -145,21 +145,14 @@
                                     <w:sz w:val="20"/>
                                     <w:szCs w:val="20"/>
                                   </w:rPr>
-                                  <w:t>: 4</w:t>
+                                  <w:t xml:space="preserve">: </w:t>
                                 </w:r>
                                 <w:r>
                                   <w:rPr>
                                     <w:sz w:val="20"/>
                                     <w:szCs w:val="20"/>
                                   </w:rPr>
-                                  <w:t>.</w:t>
-                                </w:r>
-                                <w:r>
-                                  <w:rPr>
-                                    <w:sz w:val="20"/>
-                                    <w:szCs w:val="20"/>
-                                  </w:rPr>
-                                  <w:t>9</w:t>
+                                  <w:t>5.0.0</w:t>
                                 </w:r>
                               </w:p>
                               <w:p>
@@ -191,14 +184,28 @@
                                     <w:sz w:val="20"/>
                                     <w:szCs w:val="20"/>
                                   </w:rPr>
-                                  <w:t xml:space="preserve">October </w:t>
+                                  <w:t>February</w:t>
                                 </w:r>
                                 <w:r>
                                   <w:rPr>
                                     <w:sz w:val="20"/>
                                     <w:szCs w:val="20"/>
                                   </w:rPr>
-                                  <w:t>2025</w:t>
+                                  <w:t xml:space="preserve"> </w:t>
+                                </w:r>
+                                <w:r>
+                                  <w:rPr>
+                                    <w:sz w:val="20"/>
+                                    <w:szCs w:val="20"/>
+                                  </w:rPr>
+                                  <w:t>202</w:t>
+                                </w:r>
+                                <w:r>
+                                  <w:rPr>
+                                    <w:sz w:val="20"/>
+                                    <w:szCs w:val="20"/>
+                                  </w:rPr>
+                                  <w:t>6</w:t>
                                 </w:r>
                               </w:p>
                               <w:p>
@@ -224,7 +231,7 @@
                                     <w:sz w:val="20"/>
                                     <w:szCs w:val="20"/>
                                   </w:rPr>
-                                  <w:t>5</w:t>
+                                  <w:t>6</w:t>
                                 </w:r>
                                 <w:r>
                                   <w:rPr>
@@ -293,21 +300,14 @@
                               <w:sz w:val="20"/>
                               <w:szCs w:val="20"/>
                             </w:rPr>
-                            <w:t>: 4</w:t>
+                            <w:t xml:space="preserve">: </w:t>
                           </w:r>
                           <w:r>
                             <w:rPr>
                               <w:sz w:val="20"/>
                               <w:szCs w:val="20"/>
                             </w:rPr>
-                            <w:t>.</w:t>
-                          </w:r>
-                          <w:r>
-                            <w:rPr>
-                              <w:sz w:val="20"/>
-                              <w:szCs w:val="20"/>
-                            </w:rPr>
-                            <w:t>9</w:t>
+                            <w:t>5.0.0</w:t>
                           </w:r>
                         </w:p>
                         <w:p>
@@ -339,14 +339,28 @@
                               <w:sz w:val="20"/>
                               <w:szCs w:val="20"/>
                             </w:rPr>
-                            <w:t xml:space="preserve">October </w:t>
+                            <w:t>February</w:t>
                           </w:r>
                           <w:r>
                             <w:rPr>
                               <w:sz w:val="20"/>
                               <w:szCs w:val="20"/>
                             </w:rPr>
-                            <w:t>2025</w:t>
+                            <w:t xml:space="preserve"> </w:t>
+                          </w:r>
+                          <w:r>
+                            <w:rPr>
+                              <w:sz w:val="20"/>
+                              <w:szCs w:val="20"/>
+                            </w:rPr>
+                            <w:t>202</w:t>
+                          </w:r>
+                          <w:r>
+                            <w:rPr>
+                              <w:sz w:val="20"/>
+                              <w:szCs w:val="20"/>
+                            </w:rPr>
+                            <w:t>6</w:t>
                           </w:r>
                         </w:p>
                         <w:p>
@@ -372,7 +386,7 @@
                               <w:sz w:val="20"/>
                               <w:szCs w:val="20"/>
                             </w:rPr>
-                            <w:t>5</w:t>
+                            <w:t>6</w:t>
                           </w:r>
                           <w:r>
                             <w:rPr>
@@ -999,6 +1013,9 @@
               <w:rFonts w:cstheme="minorBidi"/>
               <w:noProof/>
               <w:kern w:val="2"/>
+              <w:sz w:val="24"/>
+              <w:szCs w:val="24"/>
+              <w:lang w:val="en-PK" w:eastAsia="en-PK"/>
               <w14:ligatures w14:val="standardContextual"/>
             </w:rPr>
           </w:pPr>
@@ -1026,7 +1043,7 @@
             </w:rPr>
             <w:fldChar w:fldCharType="separate"/>
           </w:r>
-          <w:hyperlink w:anchor="_Toc153230438" w:history="1">
+          <w:hyperlink w:anchor="_Toc221568593" w:history="1">
             <w:r>
               <w:rPr>
                 <w:rStyle w:val="Hyperlink"/>
@@ -1042,6 +1059,9 @@
                 <w:rFonts w:cstheme="minorBidi"/>
                 <w:noProof/>
                 <w:kern w:val="2"/>
+                <w:sz w:val="24"/>
+                <w:szCs w:val="24"/>
+                <w:lang w:val="en-PK" w:eastAsia="en-PK"/>
                 <w14:ligatures w14:val="standardContextual"/>
               </w:rPr>
               <w:tab/>
@@ -1075,7 +1095,7 @@
                 <w:noProof/>
                 <w:webHidden/>
               </w:rPr>
-              <w:instrText xml:space="preserve"> PAGEREF _Toc153230438 \h </w:instrText>
+              <w:instrText xml:space="preserve"> PAGEREF _Toc221568593 \h </w:instrText>
             </w:r>
             <w:r>
               <w:rPr>
@@ -1110,19 +1130,20 @@
           <w:pPr>
             <w:pStyle w:val="TOC2"/>
             <w:tabs>
-              <w:tab w:val="left" w:pos="880"/>
+              <w:tab w:val="left" w:pos="720"/>
               <w:tab w:val="right" w:leader="dot" w:pos="9350"/>
             </w:tabs>
             <w:rPr>
               <w:rFonts w:asciiTheme="minorHAnsi" w:eastAsiaTheme="minorEastAsia" w:hAnsiTheme="minorHAnsi" w:cstheme="minorBidi"/>
               <w:noProof/>
               <w:kern w:val="2"/>
-              <w:sz w:val="22"/>
-              <w:szCs w:val="22"/>
+              <w:sz w:val="24"/>
+              <w:szCs w:val="24"/>
+              <w:lang w:val="en-PK" w:eastAsia="en-PK"/>
               <w14:ligatures w14:val="standardContextual"/>
             </w:rPr>
           </w:pPr>
-          <w:hyperlink w:anchor="_Toc153230439" w:history="1">
+          <w:hyperlink w:anchor="_Toc221568594" w:history="1">
             <w:r>
               <w:rPr>
                 <w:rStyle w:val="Hyperlink"/>
@@ -1136,8 +1157,9 @@
                 <w:rFonts w:asciiTheme="minorHAnsi" w:eastAsiaTheme="minorEastAsia" w:hAnsiTheme="minorHAnsi" w:cstheme="minorBidi"/>
                 <w:noProof/>
                 <w:kern w:val="2"/>
-                <w:sz w:val="22"/>
-                <w:szCs w:val="22"/>
+                <w:sz w:val="24"/>
+                <w:szCs w:val="24"/>
+                <w:lang w:val="en-PK" w:eastAsia="en-PK"/>
                 <w14:ligatures w14:val="standardContextual"/>
               </w:rPr>
               <w:tab/>
@@ -1169,7 +1191,7 @@
                 <w:noProof/>
                 <w:webHidden/>
               </w:rPr>
-              <w:instrText xml:space="preserve"> PAGEREF _Toc153230439 \h </w:instrText>
+              <w:instrText xml:space="preserve"> PAGEREF _Toc221568594 \h </w:instrText>
             </w:r>
             <w:r>
               <w:rPr>
@@ -1204,19 +1226,20 @@
           <w:pPr>
             <w:pStyle w:val="TOC3"/>
             <w:tabs>
-              <w:tab w:val="left" w:pos="1100"/>
+              <w:tab w:val="left" w:pos="1200"/>
               <w:tab w:val="right" w:leader="dot" w:pos="9350"/>
             </w:tabs>
             <w:rPr>
               <w:rFonts w:asciiTheme="minorHAnsi" w:eastAsiaTheme="minorEastAsia" w:hAnsiTheme="minorHAnsi" w:cstheme="minorBidi"/>
               <w:noProof/>
               <w:kern w:val="2"/>
-              <w:sz w:val="22"/>
-              <w:szCs w:val="22"/>
+              <w:sz w:val="24"/>
+              <w:szCs w:val="24"/>
+              <w:lang w:val="en-PK" w:eastAsia="en-PK"/>
               <w14:ligatures w14:val="standardContextual"/>
             </w:rPr>
           </w:pPr>
-          <w:hyperlink w:anchor="_Toc153230440" w:history="1">
+          <w:hyperlink w:anchor="_Toc221568595" w:history="1">
             <w:r>
               <w:rPr>
                 <w:rStyle w:val="Hyperlink"/>
@@ -1230,8 +1253,9 @@
                 <w:rFonts w:asciiTheme="minorHAnsi" w:eastAsiaTheme="minorEastAsia" w:hAnsiTheme="minorHAnsi" w:cstheme="minorBidi"/>
                 <w:noProof/>
                 <w:kern w:val="2"/>
-                <w:sz w:val="22"/>
-                <w:szCs w:val="22"/>
+                <w:sz w:val="24"/>
+                <w:szCs w:val="24"/>
+                <w:lang w:val="en-PK" w:eastAsia="en-PK"/>
                 <w14:ligatures w14:val="standardContextual"/>
               </w:rPr>
               <w:tab/>
@@ -1263,7 +1287,7 @@
                 <w:noProof/>
                 <w:webHidden/>
               </w:rPr>
-              <w:instrText xml:space="preserve"> PAGEREF _Toc153230440 \h </w:instrText>
+              <w:instrText xml:space="preserve"> PAGEREF _Toc221568595 \h </w:instrText>
             </w:r>
             <w:r>
               <w:rPr>
@@ -1298,19 +1322,20 @@
           <w:pPr>
             <w:pStyle w:val="TOC3"/>
             <w:tabs>
-              <w:tab w:val="left" w:pos="1100"/>
+              <w:tab w:val="left" w:pos="1200"/>
               <w:tab w:val="right" w:leader="dot" w:pos="9350"/>
             </w:tabs>
             <w:rPr>
               <w:rFonts w:asciiTheme="minorHAnsi" w:eastAsiaTheme="minorEastAsia" w:hAnsiTheme="minorHAnsi" w:cstheme="minorBidi"/>
               <w:noProof/>
               <w:kern w:val="2"/>
-              <w:sz w:val="22"/>
-              <w:szCs w:val="22"/>
+              <w:sz w:val="24"/>
+              <w:szCs w:val="24"/>
+              <w:lang w:val="en-PK" w:eastAsia="en-PK"/>
               <w14:ligatures w14:val="standardContextual"/>
             </w:rPr>
           </w:pPr>
-          <w:hyperlink w:anchor="_Toc153230441" w:history="1">
+          <w:hyperlink w:anchor="_Toc221568596" w:history="1">
             <w:r>
               <w:rPr>
                 <w:rStyle w:val="Hyperlink"/>
@@ -1324,8 +1349,9 @@
                 <w:rFonts w:asciiTheme="minorHAnsi" w:eastAsiaTheme="minorEastAsia" w:hAnsiTheme="minorHAnsi" w:cstheme="minorBidi"/>
                 <w:noProof/>
                 <w:kern w:val="2"/>
-                <w:sz w:val="22"/>
-                <w:szCs w:val="22"/>
+                <w:sz w:val="24"/>
+                <w:szCs w:val="24"/>
+                <w:lang w:val="en-PK" w:eastAsia="en-PK"/>
                 <w14:ligatures w14:val="standardContextual"/>
               </w:rPr>
               <w:tab/>
@@ -1357,7 +1383,7 @@
                 <w:noProof/>
                 <w:webHidden/>
               </w:rPr>
-              <w:instrText xml:space="preserve"> PAGEREF _Toc153230441 \h </w:instrText>
+              <w:instrText xml:space="preserve"> PAGEREF _Toc221568596 \h </w:instrText>
             </w:r>
             <w:r>
               <w:rPr>
@@ -1392,19 +1418,20 @@
           <w:pPr>
             <w:pStyle w:val="TOC3"/>
             <w:tabs>
-              <w:tab w:val="left" w:pos="1100"/>
+              <w:tab w:val="left" w:pos="1200"/>
               <w:tab w:val="right" w:leader="dot" w:pos="9350"/>
             </w:tabs>
             <w:rPr>
               <w:rFonts w:asciiTheme="minorHAnsi" w:eastAsiaTheme="minorEastAsia" w:hAnsiTheme="minorHAnsi" w:cstheme="minorBidi"/>
               <w:noProof/>
               <w:kern w:val="2"/>
-              <w:sz w:val="22"/>
-              <w:szCs w:val="22"/>
+              <w:sz w:val="24"/>
+              <w:szCs w:val="24"/>
+              <w:lang w:val="en-PK" w:eastAsia="en-PK"/>
               <w14:ligatures w14:val="standardContextual"/>
             </w:rPr>
           </w:pPr>
-          <w:hyperlink w:anchor="_Toc153230442" w:history="1">
+          <w:hyperlink w:anchor="_Toc221568597" w:history="1">
             <w:r>
               <w:rPr>
                 <w:rStyle w:val="Hyperlink"/>
@@ -1418,8 +1445,9 @@
                 <w:rFonts w:asciiTheme="minorHAnsi" w:eastAsiaTheme="minorEastAsia" w:hAnsiTheme="minorHAnsi" w:cstheme="minorBidi"/>
                 <w:noProof/>
                 <w:kern w:val="2"/>
-                <w:sz w:val="22"/>
-                <w:szCs w:val="22"/>
+                <w:sz w:val="24"/>
+                <w:szCs w:val="24"/>
+                <w:lang w:val="en-PK" w:eastAsia="en-PK"/>
                 <w14:ligatures w14:val="standardContextual"/>
               </w:rPr>
               <w:tab/>
@@ -1451,7 +1479,7 @@
                 <w:noProof/>
                 <w:webHidden/>
               </w:rPr>
-              <w:instrText xml:space="preserve"> PAGEREF _Toc153230442 \h </w:instrText>
+              <w:instrText xml:space="preserve"> PAGEREF _Toc221568597 \h </w:instrText>
             </w:r>
             <w:r>
               <w:rPr>
@@ -1493,10 +1521,13 @@
               <w:rFonts w:cstheme="minorBidi"/>
               <w:noProof/>
               <w:kern w:val="2"/>
+              <w:sz w:val="24"/>
+              <w:szCs w:val="24"/>
+              <w:lang w:val="en-PK" w:eastAsia="en-PK"/>
               <w14:ligatures w14:val="standardContextual"/>
             </w:rPr>
           </w:pPr>
-          <w:hyperlink w:anchor="_Toc153230443" w:history="1">
+          <w:hyperlink w:anchor="_Toc221568598" w:history="1">
             <w:r>
               <w:rPr>
                 <w:rStyle w:val="Hyperlink"/>
@@ -1512,6 +1543,9 @@
                 <w:rFonts w:cstheme="minorBidi"/>
                 <w:noProof/>
                 <w:kern w:val="2"/>
+                <w:sz w:val="24"/>
+                <w:szCs w:val="24"/>
+                <w:lang w:val="en-PK" w:eastAsia="en-PK"/>
                 <w14:ligatures w14:val="standardContextual"/>
               </w:rPr>
               <w:tab/>
@@ -1545,7 +1579,7 @@
                 <w:noProof/>
                 <w:webHidden/>
               </w:rPr>
-              <w:instrText xml:space="preserve"> PAGEREF _Toc153230443 \h </w:instrText>
+              <w:instrText xml:space="preserve"> PAGEREF _Toc221568598 \h </w:instrText>
             </w:r>
             <w:r>
               <w:rPr>
@@ -1565,7 +1599,7 @@
                 <w:noProof/>
                 <w:webHidden/>
               </w:rPr>
-              <w:t>5</w:t>
+              <w:t>6</w:t>
             </w:r>
             <w:r>
               <w:rPr>
@@ -1580,19 +1614,20 @@
           <w:pPr>
             <w:pStyle w:val="TOC2"/>
             <w:tabs>
-              <w:tab w:val="left" w:pos="880"/>
+              <w:tab w:val="left" w:pos="720"/>
               <w:tab w:val="right" w:leader="dot" w:pos="9350"/>
             </w:tabs>
             <w:rPr>
               <w:rFonts w:asciiTheme="minorHAnsi" w:eastAsiaTheme="minorEastAsia" w:hAnsiTheme="minorHAnsi" w:cstheme="minorBidi"/>
               <w:noProof/>
               <w:kern w:val="2"/>
-              <w:sz w:val="22"/>
-              <w:szCs w:val="22"/>
+              <w:sz w:val="24"/>
+              <w:szCs w:val="24"/>
+              <w:lang w:val="en-PK" w:eastAsia="en-PK"/>
               <w14:ligatures w14:val="standardContextual"/>
             </w:rPr>
           </w:pPr>
-          <w:hyperlink w:anchor="_Toc153230444" w:history="1">
+          <w:hyperlink w:anchor="_Toc221568599" w:history="1">
             <w:r>
               <w:rPr>
                 <w:rStyle w:val="Hyperlink"/>
@@ -1606,8 +1641,9 @@
                 <w:rFonts w:asciiTheme="minorHAnsi" w:eastAsiaTheme="minorEastAsia" w:hAnsiTheme="minorHAnsi" w:cstheme="minorBidi"/>
                 <w:noProof/>
                 <w:kern w:val="2"/>
-                <w:sz w:val="22"/>
-                <w:szCs w:val="22"/>
+                <w:sz w:val="24"/>
+                <w:szCs w:val="24"/>
+                <w:lang w:val="en-PK" w:eastAsia="en-PK"/>
                 <w14:ligatures w14:val="standardContextual"/>
               </w:rPr>
               <w:tab/>
@@ -1639,7 +1675,7 @@
                 <w:noProof/>
                 <w:webHidden/>
               </w:rPr>
-              <w:instrText xml:space="preserve"> PAGEREF _Toc153230444 \h </w:instrText>
+              <w:instrText xml:space="preserve"> PAGEREF _Toc221568599 \h </w:instrText>
             </w:r>
             <w:r>
               <w:rPr>
@@ -1659,7 +1695,7 @@
                 <w:noProof/>
                 <w:webHidden/>
               </w:rPr>
-              <w:t>5</w:t>
+              <w:t>6</w:t>
             </w:r>
             <w:r>
               <w:rPr>
@@ -1674,19 +1710,20 @@
           <w:pPr>
             <w:pStyle w:val="TOC2"/>
             <w:tabs>
-              <w:tab w:val="left" w:pos="880"/>
+              <w:tab w:val="left" w:pos="720"/>
               <w:tab w:val="right" w:leader="dot" w:pos="9350"/>
             </w:tabs>
             <w:rPr>
               <w:rFonts w:asciiTheme="minorHAnsi" w:eastAsiaTheme="minorEastAsia" w:hAnsiTheme="minorHAnsi" w:cstheme="minorBidi"/>
               <w:noProof/>
               <w:kern w:val="2"/>
-              <w:sz w:val="22"/>
-              <w:szCs w:val="22"/>
+              <w:sz w:val="24"/>
+              <w:szCs w:val="24"/>
+              <w:lang w:val="en-PK" w:eastAsia="en-PK"/>
               <w14:ligatures w14:val="standardContextual"/>
             </w:rPr>
           </w:pPr>
-          <w:hyperlink w:anchor="_Toc153230445" w:history="1">
+          <w:hyperlink w:anchor="_Toc221568600" w:history="1">
             <w:r>
               <w:rPr>
                 <w:rStyle w:val="Hyperlink"/>
@@ -1700,8 +1737,9 @@
                 <w:rFonts w:asciiTheme="minorHAnsi" w:eastAsiaTheme="minorEastAsia" w:hAnsiTheme="minorHAnsi" w:cstheme="minorBidi"/>
                 <w:noProof/>
                 <w:kern w:val="2"/>
-                <w:sz w:val="22"/>
-                <w:szCs w:val="22"/>
+                <w:sz w:val="24"/>
+                <w:szCs w:val="24"/>
+                <w:lang w:val="en-PK" w:eastAsia="en-PK"/>
                 <w14:ligatures w14:val="standardContextual"/>
               </w:rPr>
               <w:tab/>
@@ -1712,7 +1750,7 @@
                 <w:rFonts w:ascii="Arial" w:hAnsi="Arial" w:cs="Arial"/>
                 <w:noProof/>
               </w:rPr>
-              <w:t>EswOAuthService</w:t>
+              <w:t>Services</w:t>
             </w:r>
             <w:r>
               <w:rPr>
@@ -1733,101 +1771,7 @@
                 <w:noProof/>
                 <w:webHidden/>
               </w:rPr>
-              <w:instrText xml:space="preserve"> PAGEREF _Toc153230445 \h </w:instrText>
-            </w:r>
-            <w:r>
-              <w:rPr>
-                <w:noProof/>
-                <w:webHidden/>
-              </w:rPr>
-            </w:r>
-            <w:r>
-              <w:rPr>
-                <w:noProof/>
-                <w:webHidden/>
-              </w:rPr>
-              <w:fldChar w:fldCharType="separate"/>
-            </w:r>
-            <w:r>
-              <w:rPr>
-                <w:noProof/>
-                <w:webHidden/>
-              </w:rPr>
-              <w:t>5</w:t>
-            </w:r>
-            <w:r>
-              <w:rPr>
-                <w:noProof/>
-                <w:webHidden/>
-              </w:rPr>
-              <w:fldChar w:fldCharType="end"/>
-            </w:r>
-          </w:hyperlink>
-        </w:p>
-        <w:p>
-          <w:pPr>
-            <w:pStyle w:val="TOC2"/>
-            <w:tabs>
-              <w:tab w:val="left" w:pos="880"/>
-              <w:tab w:val="right" w:leader="dot" w:pos="9350"/>
-            </w:tabs>
-            <w:rPr>
-              <w:rFonts w:asciiTheme="minorHAnsi" w:eastAsiaTheme="minorEastAsia" w:hAnsiTheme="minorHAnsi" w:cstheme="minorBidi"/>
-              <w:noProof/>
-              <w:kern w:val="2"/>
-              <w:sz w:val="22"/>
-              <w:szCs w:val="22"/>
-              <w14:ligatures w14:val="standardContextual"/>
-            </w:rPr>
-          </w:pPr>
-          <w:hyperlink w:anchor="_Toc153230446" w:history="1">
-            <w:r>
-              <w:rPr>
-                <w:rStyle w:val="Hyperlink"/>
-                <w:rFonts w:ascii="Arial" w:hAnsi="Arial" w:cs="Arial"/>
-                <w:noProof/>
-              </w:rPr>
-              <w:t>2.3</w:t>
-            </w:r>
-            <w:r>
-              <w:rPr>
-                <w:rFonts w:asciiTheme="minorHAnsi" w:eastAsiaTheme="minorEastAsia" w:hAnsiTheme="minorHAnsi" w:cstheme="minorBidi"/>
-                <w:noProof/>
-                <w:kern w:val="2"/>
-                <w:sz w:val="22"/>
-                <w:szCs w:val="22"/>
-                <w14:ligatures w14:val="standardContextual"/>
-              </w:rPr>
-              <w:tab/>
-            </w:r>
-            <w:r>
-              <w:rPr>
-                <w:rStyle w:val="Hyperlink"/>
-                <w:rFonts w:ascii="Arial" w:hAnsi="Arial" w:cs="Arial"/>
-                <w:noProof/>
-              </w:rPr>
-              <w:t>EswPackageV4Service</w:t>
-            </w:r>
-            <w:r>
-              <w:rPr>
-                <w:noProof/>
-                <w:webHidden/>
-              </w:rPr>
-              <w:tab/>
-            </w:r>
-            <w:r>
-              <w:rPr>
-                <w:noProof/>
-                <w:webHidden/>
-              </w:rPr>
-              <w:fldChar w:fldCharType="begin"/>
-            </w:r>
-            <w:r>
-              <w:rPr>
-                <w:noProof/>
-                <w:webHidden/>
-              </w:rPr>
-              <w:instrText xml:space="preserve"> PAGEREF _Toc153230446 \h </w:instrText>
+              <w:instrText xml:space="preserve"> PAGEREF _Toc221568600 \h </w:instrText>
             </w:r>
             <w:r>
               <w:rPr>
@@ -2181,7 +2125,7 @@
         </w:rPr>
       </w:pPr>
       <w:bookmarkStart w:id="0" w:name="_Toc72250859"/>
-      <w:bookmarkStart w:id="1" w:name="_Toc153230438"/>
+      <w:bookmarkStart w:id="1" w:name="_Toc221568593"/>
       <w:r>
         <w:rPr>
           <w:rFonts w:ascii="Arial" w:hAnsi="Arial" w:cs="Arial"/>
@@ -2190,7 +2134,6 @@
           <w:sz w:val="28"/>
           <w:szCs w:val="28"/>
         </w:rPr>
-        <w:lastRenderedPageBreak/>
         <w:t>Package Integration</w:t>
       </w:r>
       <w:bookmarkEnd w:id="0"/>
@@ -2211,6 +2154,7 @@
           <w:sz w:val="20"/>
           <w:szCs w:val="20"/>
         </w:rPr>
+        <w:lastRenderedPageBreak/>
         <w:t>ESW provides a range of models, such as Hub and Ship from Store (Hubless) for retailers to fulfill the orders. Each model has a different order process flow.</w:t>
       </w:r>
     </w:p>
@@ -2250,7 +2194,7 @@
         </w:rPr>
         <w:t xml:space="preserve"> </w:t>
       </w:r>
-      <w:bookmarkStart w:id="3" w:name="_Toc153230439"/>
+      <w:bookmarkStart w:id="3" w:name="_Toc221568594"/>
       <w:r>
         <w:rPr>
           <w:rFonts w:ascii="Arial" w:hAnsi="Arial" w:cs="Arial"/>
@@ -2296,7 +2240,7 @@
         </w:rPr>
         <w:t xml:space="preserve"> </w:t>
       </w:r>
-      <w:bookmarkStart w:id="4" w:name="_Toc153230440"/>
+      <w:bookmarkStart w:id="4" w:name="_Toc221568595"/>
       <w:r>
         <w:rPr>
           <w:rFonts w:ascii="Arial" w:hAnsi="Arial" w:cs="Arial"/>
@@ -2438,7 +2382,7 @@
         </w:rPr>
         <w:t xml:space="preserve"> </w:t>
       </w:r>
-      <w:bookmarkStart w:id="5" w:name="_Toc153230441"/>
+      <w:bookmarkStart w:id="5" w:name="_Toc221568596"/>
       <w:r>
         <w:rPr>
           <w:rFonts w:ascii="Arial" w:hAnsi="Arial" w:cs="Arial"/>
@@ -2635,7 +2579,7 @@
         </w:rPr>
         <w:t xml:space="preserve"> </w:t>
       </w:r>
-      <w:bookmarkStart w:id="6" w:name="_Toc153230442"/>
+      <w:bookmarkStart w:id="6" w:name="_Toc221568597"/>
       <w:r>
         <w:rPr>
           <w:rFonts w:ascii="Arial" w:hAnsi="Arial" w:cs="Arial"/>
@@ -2746,7 +2690,7 @@
         </w:rPr>
       </w:pPr>
       <w:bookmarkStart w:id="7" w:name="_Toc72738348"/>
-      <w:bookmarkStart w:id="8" w:name="_Toc153230443"/>
+      <w:bookmarkStart w:id="8" w:name="_Toc221568598"/>
       <w:r>
         <w:rPr>
           <w:rFonts w:ascii="Arial" w:hAnsi="Arial" w:cs="Arial"/>
@@ -2771,7 +2715,7 @@
         </w:rPr>
       </w:pPr>
       <w:bookmarkStart w:id="9" w:name="eswRetailerPackageFeed_job"/>
-      <w:bookmarkStart w:id="10" w:name="_Toc153230444"/>
+      <w:bookmarkStart w:id="10" w:name="_Toc221568599"/>
       <w:r>
         <w:rPr>
           <w:rFonts w:ascii="Arial" w:hAnsi="Arial" w:cs="Arial"/>
@@ -2788,6 +2732,98 @@
         <w:pStyle w:val="p"/>
         <w:jc w:val="both"/>
         <w:rPr>
+          <w:sz w:val="20"/>
+          <w:szCs w:val="20"/>
+        </w:rPr>
+      </w:pPr>
+      <w:r>
+        <w:rPr>
+          <w:sz w:val="20"/>
+          <w:szCs w:val="20"/>
+        </w:rPr>
+        <w:t>The </w:t>
+      </w:r>
+      <w:r>
+        <w:rPr>
+          <w:rStyle w:val="Strong"/>
+          <w:sz w:val="20"/>
+          <w:szCs w:val="20"/>
+        </w:rPr>
+        <w:t>eswRetailerPackageFeed </w:t>
+      </w:r>
+      <w:r>
+        <w:rPr>
+          <w:sz w:val="20"/>
+          <w:szCs w:val="20"/>
+        </w:rPr>
+        <w:t>job syncs the retailer's package information with the ESW Package Service. The job composes the API request and sends an advanced shipping notice to ESW via the Package API v4.0.</w:t>
+      </w:r>
+    </w:p>
+    <w:p>
+      <w:pPr>
+        <w:pStyle w:val="11U"/>
+        <w:jc w:val="both"/>
+        <w:rPr>
+          <w:rFonts w:ascii="Arial" w:hAnsi="Arial" w:cs="Arial"/>
+          <w:sz w:val="28"/>
+          <w:szCs w:val="28"/>
+        </w:rPr>
+      </w:pPr>
+      <w:bookmarkStart w:id="11" w:name="_Toc221568600"/>
+      <w:r>
+        <w:rPr>
+          <w:rFonts w:ascii="Arial" w:hAnsi="Arial" w:cs="Arial"/>
+          <w:sz w:val="28"/>
+          <w:szCs w:val="28"/>
+        </w:rPr>
+        <w:t>Services</w:t>
+      </w:r>
+      <w:bookmarkEnd w:id="11"/>
+    </w:p>
+    <w:p>
+      <w:pPr>
+        <w:rPr>
+          <w:rFonts w:ascii="Arial" w:hAnsi="Arial" w:cs="Arial"/>
+        </w:rPr>
+      </w:pPr>
+      <w:r>
+        <w:rPr>
+          <w:rFonts w:ascii="Arial" w:hAnsi="Arial" w:cs="Arial"/>
+        </w:rPr>
+        <w:t xml:space="preserve">The following services are being used for this functionality. The cartridge automatically generates the URL if they are not set already. </w:t>
+      </w:r>
+    </w:p>
+    <w:p>
+      <w:pPr>
+        <w:spacing w:before="160" w:after="160" w:line="340" w:lineRule="atLeast"/>
+        <w:jc w:val="both"/>
+        <w:rPr>
+          <w:rFonts w:ascii="Arial" w:eastAsiaTheme="minorEastAsia" w:hAnsi="Arial" w:cs="Arial"/>
+          <w:color w:val="323232"/>
+        </w:rPr>
+      </w:pPr>
+      <w:r>
+        <w:rPr>
+          <w:rFonts w:ascii="Arial" w:hAnsi="Arial" w:cs="Arial"/>
+          <w:b/>
+          <w:bCs/>
+          <w:color w:val="323232"/>
+        </w:rPr>
+        <w:t>ESWOAuthService</w:t>
+      </w:r>
+      <w:r>
+        <w:rPr>
+          <w:rFonts w:ascii="Arial" w:hAnsi="Arial" w:cs="Arial"/>
+          <w:color w:val="323232"/>
+        </w:rPr>
+        <w:t>: This service is used to get the authentication token from ESW. This token is used by other ESW services and APIs, such as Price Feed, Checkout, and Package.</w:t>
+      </w:r>
+    </w:p>
+    <w:p>
+      <w:pPr>
+        <w:pStyle w:val="p"/>
+        <w:jc w:val="both"/>
+        <w:rPr>
           <w:rFonts w:eastAsiaTheme="minorEastAsia"/>
           <w:sz w:val="20"/>
           <w:szCs w:val="20"/>
@@ -2795,273 +2831,19 @@
       </w:pPr>
       <w:r>
         <w:rPr>
+          <w:b/>
+          <w:bCs/>
           <w:sz w:val="20"/>
           <w:szCs w:val="20"/>
         </w:rPr>
-        <w:t>The </w:t>
+        <w:t>ESWPackageV4Service</w:t>
       </w:r>
       <w:r>
         <w:rPr>
-          <w:rStyle w:val="Strong"/>
           <w:sz w:val="20"/>
           <w:szCs w:val="20"/>
         </w:rPr>
-        <w:t>eswRetailerPackageFeed </w:t>
-      </w:r>
-      <w:r>
-        <w:rPr>
-          <w:sz w:val="20"/>
-          <w:szCs w:val="20"/>
-        </w:rPr>
-        <w:t>job syncs the retailer's package information with the ESW Package Service. The job composes the API request and sends an advanced shipping notice to ESW via the Package API v4.0.</w:t>
-      </w:r>
-    </w:p>
-    <w:p>
-      <w:pPr>
-        <w:pStyle w:val="11U"/>
-        <w:jc w:val="both"/>
-        <w:rPr>
-          <w:rFonts w:ascii="Arial" w:hAnsi="Arial" w:cs="Arial"/>
-          <w:sz w:val="28"/>
-          <w:szCs w:val="28"/>
-        </w:rPr>
-      </w:pPr>
-      <w:bookmarkStart w:id="11" w:name="_Toc153230445"/>
-      <w:r>
-        <w:rPr>
-          <w:rFonts w:ascii="Arial" w:hAnsi="Arial" w:cs="Arial"/>
-          <w:sz w:val="28"/>
-          <w:szCs w:val="28"/>
-        </w:rPr>
-        <w:t>EswOAuthService</w:t>
-      </w:r>
-      <w:bookmarkEnd w:id="11"/>
-    </w:p>
-    <w:p>
-      <w:pPr>
-        <w:spacing w:before="160" w:after="160" w:line="340" w:lineRule="atLeast"/>
-        <w:jc w:val="both"/>
-        <w:rPr>
-          <w:rFonts w:ascii="Arial" w:eastAsiaTheme="minorEastAsia" w:hAnsi="Arial" w:cs="Arial"/>
-          <w:color w:val="323232"/>
-        </w:rPr>
-      </w:pPr>
-      <w:r>
-        <w:rPr>
-          <w:rFonts w:ascii="Arial" w:hAnsi="Arial" w:cs="Arial"/>
-          <w:color w:val="323232"/>
-        </w:rPr>
-        <w:t>This service is used to get the authentication token from ESW. This token is used by other ESW services and APIs, such as Price Feed, Checkout, and Package.</w:t>
-      </w:r>
-    </w:p>
-    <w:p>
-      <w:pPr>
-        <w:jc w:val="center"/>
-        <w:rPr>
-          <w:rFonts w:ascii="Arial" w:eastAsia="Times New Roman" w:hAnsi="Arial" w:cs="Arial"/>
-        </w:rPr>
-      </w:pPr>
-      <w:r>
-        <w:rPr>
-          <w:rFonts w:ascii="Arial" w:hAnsi="Arial" w:cs="Arial"/>
-          <w:noProof/>
-        </w:rPr>
-        <w:lastRenderedPageBreak/>
-        <w:drawing>
-          <wp:inline distT="0" distB="0" distL="0" distR="0" wp14:anchorId="19E58222" wp14:editId="14BE1DE2">
-            <wp:extent cx="6296025" cy="1565910"/>
-            <wp:effectExtent l="0" t="0" r="9525" b="0"/>
-            <wp:docPr id="360" name="Picture 360"/>
-            <wp:cNvGraphicFramePr>
-              <a:graphicFrameLocks xmlns:a="http://schemas.openxmlformats.org/drawingml/2006/main" noChangeAspect="1"/>
-            </wp:cNvGraphicFramePr>
-            <a:graphic xmlns:a="http://schemas.openxmlformats.org/drawingml/2006/main">
-              <a:graphicData uri="http://schemas.openxmlformats.org/drawingml/2006/picture">
-                <pic:pic xmlns:pic="http://schemas.openxmlformats.org/drawingml/2006/picture">
-                  <pic:nvPicPr>
-                    <pic:cNvPr id="0" name="Picture 190"/>
-                    <pic:cNvPicPr>
-                      <a:picLocks noChangeAspect="1" noChangeArrowheads="1"/>
-                    </pic:cNvPicPr>
-                  </pic:nvPicPr>
-                  <pic:blipFill>
-                    <a:blip r:embed="rId15">
-                      <a:extLst>
-                        <a:ext uri="{28A0092B-C50C-407E-A947-70E740481C1C}">
-                          <a14:useLocalDpi xmlns:a14="http://schemas.microsoft.com/office/drawing/2010/main" val="0"/>
-                        </a:ext>
-                      </a:extLst>
-                    </a:blip>
-                    <a:srcRect/>
-                    <a:stretch>
-                      <a:fillRect/>
-                    </a:stretch>
-                  </pic:blipFill>
-                  <pic:spPr bwMode="auto">
-                    <a:xfrm>
-                      <a:off x="0" y="0"/>
-                      <a:ext cx="6296025" cy="1565910"/>
-                    </a:xfrm>
-                    <a:prstGeom prst="rect">
-                      <a:avLst/>
-                    </a:prstGeom>
-                    <a:noFill/>
-                    <a:ln>
-                      <a:noFill/>
-                    </a:ln>
-                  </pic:spPr>
-                </pic:pic>
-              </a:graphicData>
-            </a:graphic>
-          </wp:inline>
-        </w:drawing>
-      </w:r>
-    </w:p>
-    <w:p>
-      <w:pPr>
-        <w:spacing w:before="100" w:beforeAutospacing="1" w:after="100" w:afterAutospacing="1"/>
-        <w:jc w:val="center"/>
-        <w:rPr>
-          <w:rFonts w:ascii="Arial" w:eastAsiaTheme="minorEastAsia" w:hAnsi="Arial" w:cs="Arial"/>
-        </w:rPr>
-      </w:pPr>
-      <w:r>
-        <w:rPr>
-          <w:rFonts w:ascii="Arial" w:eastAsia="Times New Roman" w:hAnsi="Arial" w:cs="Arial"/>
-          <w:i/>
-          <w:iCs/>
-        </w:rPr>
-        <w:t>ESW OAuth Credentials</w:t>
-      </w:r>
-    </w:p>
-    <w:p>
-      <w:pPr>
-        <w:rPr>
-          <w:rFonts w:ascii="Arial" w:hAnsi="Arial" w:cs="Arial"/>
-        </w:rPr>
-      </w:pPr>
-    </w:p>
-    <w:p>
-      <w:pPr>
-        <w:pStyle w:val="11U"/>
-        <w:jc w:val="both"/>
-        <w:rPr>
-          <w:rFonts w:ascii="Arial" w:hAnsi="Arial" w:cs="Arial"/>
-          <w:sz w:val="28"/>
-          <w:szCs w:val="28"/>
-        </w:rPr>
-      </w:pPr>
-      <w:bookmarkStart w:id="12" w:name="EswPackageV4Service"/>
-      <w:bookmarkStart w:id="13" w:name="_Toc153230446"/>
-      <w:r>
-        <w:rPr>
-          <w:rFonts w:ascii="Arial" w:hAnsi="Arial" w:cs="Arial"/>
-          <w:sz w:val="28"/>
-          <w:szCs w:val="28"/>
-        </w:rPr>
-        <w:t>EswPackageV4Service</w:t>
-      </w:r>
-      <w:bookmarkEnd w:id="12"/>
-      <w:bookmarkEnd w:id="13"/>
-    </w:p>
-    <w:p>
-      <w:pPr>
-        <w:pStyle w:val="p"/>
-        <w:jc w:val="both"/>
-        <w:rPr>
-          <w:rFonts w:eastAsiaTheme="minorEastAsia"/>
-          <w:sz w:val="20"/>
-          <w:szCs w:val="20"/>
-        </w:rPr>
-      </w:pPr>
-      <w:r>
-        <w:rPr>
-          <w:sz w:val="20"/>
-          <w:szCs w:val="20"/>
-        </w:rPr>
-        <w:t>This service is used to make a call to the ESW Package API v4.0 and send an advanced shipping notification to ESW (Hub model only).</w:t>
-      </w:r>
-    </w:p>
-    <w:p>
-      <w:pPr>
-        <w:jc w:val="center"/>
-        <w:rPr>
-          <w:rFonts w:ascii="Arial" w:eastAsia="Times New Roman" w:hAnsi="Arial" w:cs="Arial"/>
-        </w:rPr>
-      </w:pPr>
-      <w:r>
-        <w:rPr>
-          <w:rFonts w:ascii="Arial" w:hAnsi="Arial" w:cs="Arial"/>
-          <w:noProof/>
-        </w:rPr>
-        <w:drawing>
-          <wp:inline distT="0" distB="0" distL="0" distR="0" wp14:anchorId="3D6D78F1" wp14:editId="7B89BC9C">
-            <wp:extent cx="5943600" cy="1489710"/>
-            <wp:effectExtent l="0" t="0" r="0" b="0"/>
-            <wp:docPr id="11" name="Picture 11"/>
-            <wp:cNvGraphicFramePr>
-              <a:graphicFrameLocks xmlns:a="http://schemas.openxmlformats.org/drawingml/2006/main" noChangeAspect="1"/>
-            </wp:cNvGraphicFramePr>
-            <a:graphic xmlns:a="http://schemas.openxmlformats.org/drawingml/2006/main">
-              <a:graphicData uri="http://schemas.openxmlformats.org/drawingml/2006/picture">
-                <pic:pic xmlns:pic="http://schemas.openxmlformats.org/drawingml/2006/picture">
-                  <pic:nvPicPr>
-                    <pic:cNvPr id="0" name="Picture 368"/>
-                    <pic:cNvPicPr>
-                      <a:picLocks noChangeAspect="1" noChangeArrowheads="1"/>
-                    </pic:cNvPicPr>
-                  </pic:nvPicPr>
-                  <pic:blipFill>
-                    <a:blip r:embed="rId16">
-                      <a:extLst>
-                        <a:ext uri="{28A0092B-C50C-407E-A947-70E740481C1C}">
-                          <a14:useLocalDpi xmlns:a14="http://schemas.microsoft.com/office/drawing/2010/main" val="0"/>
-                        </a:ext>
-                      </a:extLst>
-                    </a:blip>
-                    <a:srcRect/>
-                    <a:stretch>
-                      <a:fillRect/>
-                    </a:stretch>
-                  </pic:blipFill>
-                  <pic:spPr bwMode="auto">
-                    <a:xfrm>
-                      <a:off x="0" y="0"/>
-                      <a:ext cx="5943600" cy="1489710"/>
-                    </a:xfrm>
-                    <a:prstGeom prst="rect">
-                      <a:avLst/>
-                    </a:prstGeom>
-                    <a:noFill/>
-                    <a:ln>
-                      <a:noFill/>
-                    </a:ln>
-                  </pic:spPr>
-                </pic:pic>
-              </a:graphicData>
-            </a:graphic>
-          </wp:inline>
-        </w:drawing>
-      </w:r>
-    </w:p>
-    <w:p>
-      <w:pPr>
-        <w:pStyle w:val="NormalWeb"/>
-        <w:jc w:val="center"/>
-        <w:rPr>
-          <w:rFonts w:eastAsiaTheme="minorEastAsia" w:cs="Arial"/>
-          <w:sz w:val="20"/>
-          <w:szCs w:val="20"/>
-        </w:rPr>
-      </w:pPr>
-      <w:r>
-        <w:rPr>
-          <w:rStyle w:val="Emphasis"/>
-          <w:rFonts w:eastAsia="Verdana" w:cs="Arial"/>
-          <w:sz w:val="20"/>
-          <w:szCs w:val="20"/>
-        </w:rPr>
-        <w:t>EswPackageV4Service</w:t>
+        <w:t>: This service is used to make a call to the ESW Package API v4.0 and send an advanced shipping notification to ESW (Hub model only).</w:t>
       </w:r>
     </w:p>
     <w:sectPr>
@@ -4007,6 +3789,7 @@
   <w:style w:type="character" w:default="1" w:styleId="DefaultParagraphFont">
     <w:name w:val="Default Paragraph Font"/>
     <w:uiPriority w:val="1"/>
+    <w:semiHidden/>
     <w:unhideWhenUsed/>
   </w:style>
   <w:style w:type="table" w:default="1" w:styleId="TableNormal">

--- a/link_eshopworld/Documentation/eShopWorld_Package_Integration.docx
+++ b/link_eshopworld/Documentation/eShopWorld_Package_Integration.docx
@@ -145,28 +145,14 @@
                                     <w:sz w:val="20"/>
                                     <w:szCs w:val="20"/>
                                   </w:rPr>
-                                  <w:t>: 4</w:t>
+                                  <w:t xml:space="preserve">: </w:t>
                                 </w:r>
                                 <w:r>
                                   <w:rPr>
                                     <w:sz w:val="20"/>
                                     <w:szCs w:val="20"/>
                                   </w:rPr>
-                                  <w:t>.</w:t>
-                                </w:r>
-                                <w:r>
-                                  <w:rPr>
-                                    <w:sz w:val="20"/>
-                                    <w:szCs w:val="20"/>
-                                  </w:rPr>
-                                  <w:t>7</w:t>
-                                </w:r>
-                                <w:r>
-                                  <w:rPr>
-                                    <w:sz w:val="20"/>
-                                    <w:szCs w:val="20"/>
-                                  </w:rPr>
-                                  <w:t>.1</w:t>
+                                  <w:t>5.0.0</w:t>
                                 </w:r>
                               </w:p>
                               <w:p>
@@ -198,14 +184,28 @@
                                     <w:sz w:val="20"/>
                                     <w:szCs w:val="20"/>
                                   </w:rPr>
-                                  <w:t>July</w:t>
+                                  <w:t>February</w:t>
                                 </w:r>
                                 <w:r>
                                   <w:rPr>
                                     <w:sz w:val="20"/>
                                     <w:szCs w:val="20"/>
                                   </w:rPr>
-                                  <w:t xml:space="preserve"> 2025</w:t>
+                                  <w:t xml:space="preserve"> </w:t>
+                                </w:r>
+                                <w:r>
+                                  <w:rPr>
+                                    <w:sz w:val="20"/>
+                                    <w:szCs w:val="20"/>
+                                  </w:rPr>
+                                  <w:t>202</w:t>
+                                </w:r>
+                                <w:r>
+                                  <w:rPr>
+                                    <w:sz w:val="20"/>
+                                    <w:szCs w:val="20"/>
+                                  </w:rPr>
+                                  <w:t>6</w:t>
                                 </w:r>
                               </w:p>
                               <w:p>
@@ -231,7 +231,7 @@
                                     <w:sz w:val="20"/>
                                     <w:szCs w:val="20"/>
                                   </w:rPr>
-                                  <w:t>5</w:t>
+                                  <w:t>6</w:t>
                                 </w:r>
                                 <w:r>
                                   <w:rPr>
@@ -300,28 +300,14 @@
                               <w:sz w:val="20"/>
                               <w:szCs w:val="20"/>
                             </w:rPr>
-                            <w:t>: 4</w:t>
+                            <w:t xml:space="preserve">: </w:t>
                           </w:r>
                           <w:r>
                             <w:rPr>
                               <w:sz w:val="20"/>
                               <w:szCs w:val="20"/>
                             </w:rPr>
-                            <w:t>.</w:t>
-                          </w:r>
-                          <w:r>
-                            <w:rPr>
-                              <w:sz w:val="20"/>
-                              <w:szCs w:val="20"/>
-                            </w:rPr>
-                            <w:t>7</w:t>
-                          </w:r>
-                          <w:r>
-                            <w:rPr>
-                              <w:sz w:val="20"/>
-                              <w:szCs w:val="20"/>
-                            </w:rPr>
-                            <w:t>.1</w:t>
+                            <w:t>5.0.0</w:t>
                           </w:r>
                         </w:p>
                         <w:p>
@@ -353,14 +339,28 @@
                               <w:sz w:val="20"/>
                               <w:szCs w:val="20"/>
                             </w:rPr>
-                            <w:t>July</w:t>
+                            <w:t>February</w:t>
                           </w:r>
                           <w:r>
                             <w:rPr>
                               <w:sz w:val="20"/>
                               <w:szCs w:val="20"/>
                             </w:rPr>
-                            <w:t xml:space="preserve"> 2025</w:t>
+                            <w:t xml:space="preserve"> </w:t>
+                          </w:r>
+                          <w:r>
+                            <w:rPr>
+                              <w:sz w:val="20"/>
+                              <w:szCs w:val="20"/>
+                            </w:rPr>
+                            <w:t>202</w:t>
+                          </w:r>
+                          <w:r>
+                            <w:rPr>
+                              <w:sz w:val="20"/>
+                              <w:szCs w:val="20"/>
+                            </w:rPr>
+                            <w:t>6</w:t>
                           </w:r>
                         </w:p>
                         <w:p>
@@ -386,7 +386,7 @@
                               <w:sz w:val="20"/>
                               <w:szCs w:val="20"/>
                             </w:rPr>
-                            <w:t>5</w:t>
+                            <w:t>6</w:t>
                           </w:r>
                           <w:r>
                             <w:rPr>
@@ -1013,6 +1013,9 @@
               <w:rFonts w:cstheme="minorBidi"/>
               <w:noProof/>
               <w:kern w:val="2"/>
+              <w:sz w:val="24"/>
+              <w:szCs w:val="24"/>
+              <w:lang w:val="en-PK" w:eastAsia="en-PK"/>
               <w14:ligatures w14:val="standardContextual"/>
             </w:rPr>
           </w:pPr>
@@ -1040,7 +1043,7 @@
             </w:rPr>
             <w:fldChar w:fldCharType="separate"/>
           </w:r>
-          <w:hyperlink w:anchor="_Toc153230438" w:history="1">
+          <w:hyperlink w:anchor="_Toc221568593" w:history="1">
             <w:r>
               <w:rPr>
                 <w:rStyle w:val="Hyperlink"/>
@@ -1056,6 +1059,9 @@
                 <w:rFonts w:cstheme="minorBidi"/>
                 <w:noProof/>
                 <w:kern w:val="2"/>
+                <w:sz w:val="24"/>
+                <w:szCs w:val="24"/>
+                <w:lang w:val="en-PK" w:eastAsia="en-PK"/>
                 <w14:ligatures w14:val="standardContextual"/>
               </w:rPr>
               <w:tab/>
@@ -1089,7 +1095,7 @@
                 <w:noProof/>
                 <w:webHidden/>
               </w:rPr>
-              <w:instrText xml:space="preserve"> PAGEREF _Toc153230438 \h </w:instrText>
+              <w:instrText xml:space="preserve"> PAGEREF _Toc221568593 \h </w:instrText>
             </w:r>
             <w:r>
               <w:rPr>
@@ -1124,19 +1130,20 @@
           <w:pPr>
             <w:pStyle w:val="TOC2"/>
             <w:tabs>
-              <w:tab w:val="left" w:pos="880"/>
+              <w:tab w:val="left" w:pos="720"/>
               <w:tab w:val="right" w:leader="dot" w:pos="9350"/>
             </w:tabs>
             <w:rPr>
               <w:rFonts w:asciiTheme="minorHAnsi" w:eastAsiaTheme="minorEastAsia" w:hAnsiTheme="minorHAnsi" w:cstheme="minorBidi"/>
               <w:noProof/>
               <w:kern w:val="2"/>
-              <w:sz w:val="22"/>
-              <w:szCs w:val="22"/>
+              <w:sz w:val="24"/>
+              <w:szCs w:val="24"/>
+              <w:lang w:val="en-PK" w:eastAsia="en-PK"/>
               <w14:ligatures w14:val="standardContextual"/>
             </w:rPr>
           </w:pPr>
-          <w:hyperlink w:anchor="_Toc153230439" w:history="1">
+          <w:hyperlink w:anchor="_Toc221568594" w:history="1">
             <w:r>
               <w:rPr>
                 <w:rStyle w:val="Hyperlink"/>
@@ -1150,8 +1157,9 @@
                 <w:rFonts w:asciiTheme="minorHAnsi" w:eastAsiaTheme="minorEastAsia" w:hAnsiTheme="minorHAnsi" w:cstheme="minorBidi"/>
                 <w:noProof/>
                 <w:kern w:val="2"/>
-                <w:sz w:val="22"/>
-                <w:szCs w:val="22"/>
+                <w:sz w:val="24"/>
+                <w:szCs w:val="24"/>
+                <w:lang w:val="en-PK" w:eastAsia="en-PK"/>
                 <w14:ligatures w14:val="standardContextual"/>
               </w:rPr>
               <w:tab/>
@@ -1183,7 +1191,7 @@
                 <w:noProof/>
                 <w:webHidden/>
               </w:rPr>
-              <w:instrText xml:space="preserve"> PAGEREF _Toc153230439 \h </w:instrText>
+              <w:instrText xml:space="preserve"> PAGEREF _Toc221568594 \h </w:instrText>
             </w:r>
             <w:r>
               <w:rPr>
@@ -1218,19 +1226,20 @@
           <w:pPr>
             <w:pStyle w:val="TOC3"/>
             <w:tabs>
-              <w:tab w:val="left" w:pos="1100"/>
+              <w:tab w:val="left" w:pos="1200"/>
               <w:tab w:val="right" w:leader="dot" w:pos="9350"/>
             </w:tabs>
             <w:rPr>
               <w:rFonts w:asciiTheme="minorHAnsi" w:eastAsiaTheme="minorEastAsia" w:hAnsiTheme="minorHAnsi" w:cstheme="minorBidi"/>
               <w:noProof/>
               <w:kern w:val="2"/>
-              <w:sz w:val="22"/>
-              <w:szCs w:val="22"/>
+              <w:sz w:val="24"/>
+              <w:szCs w:val="24"/>
+              <w:lang w:val="en-PK" w:eastAsia="en-PK"/>
               <w14:ligatures w14:val="standardContextual"/>
             </w:rPr>
           </w:pPr>
-          <w:hyperlink w:anchor="_Toc153230440" w:history="1">
+          <w:hyperlink w:anchor="_Toc221568595" w:history="1">
             <w:r>
               <w:rPr>
                 <w:rStyle w:val="Hyperlink"/>
@@ -1244,8 +1253,9 @@
                 <w:rFonts w:asciiTheme="minorHAnsi" w:eastAsiaTheme="minorEastAsia" w:hAnsiTheme="minorHAnsi" w:cstheme="minorBidi"/>
                 <w:noProof/>
                 <w:kern w:val="2"/>
-                <w:sz w:val="22"/>
-                <w:szCs w:val="22"/>
+                <w:sz w:val="24"/>
+                <w:szCs w:val="24"/>
+                <w:lang w:val="en-PK" w:eastAsia="en-PK"/>
                 <w14:ligatures w14:val="standardContextual"/>
               </w:rPr>
               <w:tab/>
@@ -1277,7 +1287,7 @@
                 <w:noProof/>
                 <w:webHidden/>
               </w:rPr>
-              <w:instrText xml:space="preserve"> PAGEREF _Toc153230440 \h </w:instrText>
+              <w:instrText xml:space="preserve"> PAGEREF _Toc221568595 \h </w:instrText>
             </w:r>
             <w:r>
               <w:rPr>
@@ -1312,19 +1322,20 @@
           <w:pPr>
             <w:pStyle w:val="TOC3"/>
             <w:tabs>
-              <w:tab w:val="left" w:pos="1100"/>
+              <w:tab w:val="left" w:pos="1200"/>
               <w:tab w:val="right" w:leader="dot" w:pos="9350"/>
             </w:tabs>
             <w:rPr>
               <w:rFonts w:asciiTheme="minorHAnsi" w:eastAsiaTheme="minorEastAsia" w:hAnsiTheme="minorHAnsi" w:cstheme="minorBidi"/>
               <w:noProof/>
               <w:kern w:val="2"/>
-              <w:sz w:val="22"/>
-              <w:szCs w:val="22"/>
+              <w:sz w:val="24"/>
+              <w:szCs w:val="24"/>
+              <w:lang w:val="en-PK" w:eastAsia="en-PK"/>
               <w14:ligatures w14:val="standardContextual"/>
             </w:rPr>
           </w:pPr>
-          <w:hyperlink w:anchor="_Toc153230441" w:history="1">
+          <w:hyperlink w:anchor="_Toc221568596" w:history="1">
             <w:r>
               <w:rPr>
                 <w:rStyle w:val="Hyperlink"/>
@@ -1338,8 +1349,9 @@
                 <w:rFonts w:asciiTheme="minorHAnsi" w:eastAsiaTheme="minorEastAsia" w:hAnsiTheme="minorHAnsi" w:cstheme="minorBidi"/>
                 <w:noProof/>
                 <w:kern w:val="2"/>
-                <w:sz w:val="22"/>
-                <w:szCs w:val="22"/>
+                <w:sz w:val="24"/>
+                <w:szCs w:val="24"/>
+                <w:lang w:val="en-PK" w:eastAsia="en-PK"/>
                 <w14:ligatures w14:val="standardContextual"/>
               </w:rPr>
               <w:tab/>
@@ -1371,7 +1383,7 @@
                 <w:noProof/>
                 <w:webHidden/>
               </w:rPr>
-              <w:instrText xml:space="preserve"> PAGEREF _Toc153230441 \h </w:instrText>
+              <w:instrText xml:space="preserve"> PAGEREF _Toc221568596 \h </w:instrText>
             </w:r>
             <w:r>
               <w:rPr>
@@ -1406,19 +1418,20 @@
           <w:pPr>
             <w:pStyle w:val="TOC3"/>
             <w:tabs>
-              <w:tab w:val="left" w:pos="1100"/>
+              <w:tab w:val="left" w:pos="1200"/>
               <w:tab w:val="right" w:leader="dot" w:pos="9350"/>
             </w:tabs>
             <w:rPr>
               <w:rFonts w:asciiTheme="minorHAnsi" w:eastAsiaTheme="minorEastAsia" w:hAnsiTheme="minorHAnsi" w:cstheme="minorBidi"/>
               <w:noProof/>
               <w:kern w:val="2"/>
-              <w:sz w:val="22"/>
-              <w:szCs w:val="22"/>
+              <w:sz w:val="24"/>
+              <w:szCs w:val="24"/>
+              <w:lang w:val="en-PK" w:eastAsia="en-PK"/>
               <w14:ligatures w14:val="standardContextual"/>
             </w:rPr>
           </w:pPr>
-          <w:hyperlink w:anchor="_Toc153230442" w:history="1">
+          <w:hyperlink w:anchor="_Toc221568597" w:history="1">
             <w:r>
               <w:rPr>
                 <w:rStyle w:val="Hyperlink"/>
@@ -1432,8 +1445,9 @@
                 <w:rFonts w:asciiTheme="minorHAnsi" w:eastAsiaTheme="minorEastAsia" w:hAnsiTheme="minorHAnsi" w:cstheme="minorBidi"/>
                 <w:noProof/>
                 <w:kern w:val="2"/>
-                <w:sz w:val="22"/>
-                <w:szCs w:val="22"/>
+                <w:sz w:val="24"/>
+                <w:szCs w:val="24"/>
+                <w:lang w:val="en-PK" w:eastAsia="en-PK"/>
                 <w14:ligatures w14:val="standardContextual"/>
               </w:rPr>
               <w:tab/>
@@ -1465,7 +1479,7 @@
                 <w:noProof/>
                 <w:webHidden/>
               </w:rPr>
-              <w:instrText xml:space="preserve"> PAGEREF _Toc153230442 \h </w:instrText>
+              <w:instrText xml:space="preserve"> PAGEREF _Toc221568597 \h </w:instrText>
             </w:r>
             <w:r>
               <w:rPr>
@@ -1507,10 +1521,13 @@
               <w:rFonts w:cstheme="minorBidi"/>
               <w:noProof/>
               <w:kern w:val="2"/>
+              <w:sz w:val="24"/>
+              <w:szCs w:val="24"/>
+              <w:lang w:val="en-PK" w:eastAsia="en-PK"/>
               <w14:ligatures w14:val="standardContextual"/>
             </w:rPr>
           </w:pPr>
-          <w:hyperlink w:anchor="_Toc153230443" w:history="1">
+          <w:hyperlink w:anchor="_Toc221568598" w:history="1">
             <w:r>
               <w:rPr>
                 <w:rStyle w:val="Hyperlink"/>
@@ -1526,6 +1543,9 @@
                 <w:rFonts w:cstheme="minorBidi"/>
                 <w:noProof/>
                 <w:kern w:val="2"/>
+                <w:sz w:val="24"/>
+                <w:szCs w:val="24"/>
+                <w:lang w:val="en-PK" w:eastAsia="en-PK"/>
                 <w14:ligatures w14:val="standardContextual"/>
               </w:rPr>
               <w:tab/>
@@ -1559,7 +1579,7 @@
                 <w:noProof/>
                 <w:webHidden/>
               </w:rPr>
-              <w:instrText xml:space="preserve"> PAGEREF _Toc153230443 \h </w:instrText>
+              <w:instrText xml:space="preserve"> PAGEREF _Toc221568598 \h </w:instrText>
             </w:r>
             <w:r>
               <w:rPr>
@@ -1579,7 +1599,7 @@
                 <w:noProof/>
                 <w:webHidden/>
               </w:rPr>
-              <w:t>5</w:t>
+              <w:t>6</w:t>
             </w:r>
             <w:r>
               <w:rPr>
@@ -1594,19 +1614,20 @@
           <w:pPr>
             <w:pStyle w:val="TOC2"/>
             <w:tabs>
-              <w:tab w:val="left" w:pos="880"/>
+              <w:tab w:val="left" w:pos="720"/>
               <w:tab w:val="right" w:leader="dot" w:pos="9350"/>
             </w:tabs>
             <w:rPr>
               <w:rFonts w:asciiTheme="minorHAnsi" w:eastAsiaTheme="minorEastAsia" w:hAnsiTheme="minorHAnsi" w:cstheme="minorBidi"/>
               <w:noProof/>
               <w:kern w:val="2"/>
-              <w:sz w:val="22"/>
-              <w:szCs w:val="22"/>
+              <w:sz w:val="24"/>
+              <w:szCs w:val="24"/>
+              <w:lang w:val="en-PK" w:eastAsia="en-PK"/>
               <w14:ligatures w14:val="standardContextual"/>
             </w:rPr>
           </w:pPr>
-          <w:hyperlink w:anchor="_Toc153230444" w:history="1">
+          <w:hyperlink w:anchor="_Toc221568599" w:history="1">
             <w:r>
               <w:rPr>
                 <w:rStyle w:val="Hyperlink"/>
@@ -1620,8 +1641,9 @@
                 <w:rFonts w:asciiTheme="minorHAnsi" w:eastAsiaTheme="minorEastAsia" w:hAnsiTheme="minorHAnsi" w:cstheme="minorBidi"/>
                 <w:noProof/>
                 <w:kern w:val="2"/>
-                <w:sz w:val="22"/>
-                <w:szCs w:val="22"/>
+                <w:sz w:val="24"/>
+                <w:szCs w:val="24"/>
+                <w:lang w:val="en-PK" w:eastAsia="en-PK"/>
                 <w14:ligatures w14:val="standardContextual"/>
               </w:rPr>
               <w:tab/>
@@ -1653,7 +1675,7 @@
                 <w:noProof/>
                 <w:webHidden/>
               </w:rPr>
-              <w:instrText xml:space="preserve"> PAGEREF _Toc153230444 \h </w:instrText>
+              <w:instrText xml:space="preserve"> PAGEREF _Toc221568599 \h </w:instrText>
             </w:r>
             <w:r>
               <w:rPr>
@@ -1673,7 +1695,7 @@
                 <w:noProof/>
                 <w:webHidden/>
               </w:rPr>
-              <w:t>5</w:t>
+              <w:t>6</w:t>
             </w:r>
             <w:r>
               <w:rPr>
@@ -1688,19 +1710,20 @@
           <w:pPr>
             <w:pStyle w:val="TOC2"/>
             <w:tabs>
-              <w:tab w:val="left" w:pos="880"/>
+              <w:tab w:val="left" w:pos="720"/>
               <w:tab w:val="right" w:leader="dot" w:pos="9350"/>
             </w:tabs>
             <w:rPr>
               <w:rFonts w:asciiTheme="minorHAnsi" w:eastAsiaTheme="minorEastAsia" w:hAnsiTheme="minorHAnsi" w:cstheme="minorBidi"/>
               <w:noProof/>
               <w:kern w:val="2"/>
-              <w:sz w:val="22"/>
-              <w:szCs w:val="22"/>
+              <w:sz w:val="24"/>
+              <w:szCs w:val="24"/>
+              <w:lang w:val="en-PK" w:eastAsia="en-PK"/>
               <w14:ligatures w14:val="standardContextual"/>
             </w:rPr>
           </w:pPr>
-          <w:hyperlink w:anchor="_Toc153230445" w:history="1">
+          <w:hyperlink w:anchor="_Toc221568600" w:history="1">
             <w:r>
               <w:rPr>
                 <w:rStyle w:val="Hyperlink"/>
@@ -1714,8 +1737,9 @@
                 <w:rFonts w:asciiTheme="minorHAnsi" w:eastAsiaTheme="minorEastAsia" w:hAnsiTheme="minorHAnsi" w:cstheme="minorBidi"/>
                 <w:noProof/>
                 <w:kern w:val="2"/>
-                <w:sz w:val="22"/>
-                <w:szCs w:val="22"/>
+                <w:sz w:val="24"/>
+                <w:szCs w:val="24"/>
+                <w:lang w:val="en-PK" w:eastAsia="en-PK"/>
                 <w14:ligatures w14:val="standardContextual"/>
               </w:rPr>
               <w:tab/>
@@ -1726,7 +1750,7 @@
                 <w:rFonts w:ascii="Arial" w:hAnsi="Arial" w:cs="Arial"/>
                 <w:noProof/>
               </w:rPr>
-              <w:t>EswOAuthService</w:t>
+              <w:t>Services</w:t>
             </w:r>
             <w:r>
               <w:rPr>
@@ -1747,101 +1771,7 @@
                 <w:noProof/>
                 <w:webHidden/>
               </w:rPr>
-              <w:instrText xml:space="preserve"> PAGEREF _Toc153230445 \h </w:instrText>
-            </w:r>
-            <w:r>
-              <w:rPr>
-                <w:noProof/>
-                <w:webHidden/>
-              </w:rPr>
-            </w:r>
-            <w:r>
-              <w:rPr>
-                <w:noProof/>
-                <w:webHidden/>
-              </w:rPr>
-              <w:fldChar w:fldCharType="separate"/>
-            </w:r>
-            <w:r>
-              <w:rPr>
-                <w:noProof/>
-                <w:webHidden/>
-              </w:rPr>
-              <w:t>5</w:t>
-            </w:r>
-            <w:r>
-              <w:rPr>
-                <w:noProof/>
-                <w:webHidden/>
-              </w:rPr>
-              <w:fldChar w:fldCharType="end"/>
-            </w:r>
-          </w:hyperlink>
-        </w:p>
-        <w:p>
-          <w:pPr>
-            <w:pStyle w:val="TOC2"/>
-            <w:tabs>
-              <w:tab w:val="left" w:pos="880"/>
-              <w:tab w:val="right" w:leader="dot" w:pos="9350"/>
-            </w:tabs>
-            <w:rPr>
-              <w:rFonts w:asciiTheme="minorHAnsi" w:eastAsiaTheme="minorEastAsia" w:hAnsiTheme="minorHAnsi" w:cstheme="minorBidi"/>
-              <w:noProof/>
-              <w:kern w:val="2"/>
-              <w:sz w:val="22"/>
-              <w:szCs w:val="22"/>
-              <w14:ligatures w14:val="standardContextual"/>
-            </w:rPr>
-          </w:pPr>
-          <w:hyperlink w:anchor="_Toc153230446" w:history="1">
-            <w:r>
-              <w:rPr>
-                <w:rStyle w:val="Hyperlink"/>
-                <w:rFonts w:ascii="Arial" w:hAnsi="Arial" w:cs="Arial"/>
-                <w:noProof/>
-              </w:rPr>
-              <w:t>2.3</w:t>
-            </w:r>
-            <w:r>
-              <w:rPr>
-                <w:rFonts w:asciiTheme="minorHAnsi" w:eastAsiaTheme="minorEastAsia" w:hAnsiTheme="minorHAnsi" w:cstheme="minorBidi"/>
-                <w:noProof/>
-                <w:kern w:val="2"/>
-                <w:sz w:val="22"/>
-                <w:szCs w:val="22"/>
-                <w14:ligatures w14:val="standardContextual"/>
-              </w:rPr>
-              <w:tab/>
-            </w:r>
-            <w:r>
-              <w:rPr>
-                <w:rStyle w:val="Hyperlink"/>
-                <w:rFonts w:ascii="Arial" w:hAnsi="Arial" w:cs="Arial"/>
-                <w:noProof/>
-              </w:rPr>
-              <w:t>EswPackageV4Service</w:t>
-            </w:r>
-            <w:r>
-              <w:rPr>
-                <w:noProof/>
-                <w:webHidden/>
-              </w:rPr>
-              <w:tab/>
-            </w:r>
-            <w:r>
-              <w:rPr>
-                <w:noProof/>
-                <w:webHidden/>
-              </w:rPr>
-              <w:fldChar w:fldCharType="begin"/>
-            </w:r>
-            <w:r>
-              <w:rPr>
-                <w:noProof/>
-                <w:webHidden/>
-              </w:rPr>
-              <w:instrText xml:space="preserve"> PAGEREF _Toc153230446 \h </w:instrText>
+              <w:instrText xml:space="preserve"> PAGEREF _Toc221568600 \h </w:instrText>
             </w:r>
             <w:r>
               <w:rPr>
@@ -2195,7 +2125,7 @@
         </w:rPr>
       </w:pPr>
       <w:bookmarkStart w:id="0" w:name="_Toc72250859"/>
-      <w:bookmarkStart w:id="1" w:name="_Toc153230438"/>
+      <w:bookmarkStart w:id="1" w:name="_Toc221568593"/>
       <w:r>
         <w:rPr>
           <w:rFonts w:ascii="Arial" w:hAnsi="Arial" w:cs="Arial"/>
@@ -2204,7 +2134,6 @@
           <w:sz w:val="28"/>
           <w:szCs w:val="28"/>
         </w:rPr>
-        <w:lastRenderedPageBreak/>
         <w:t>Package Integration</w:t>
       </w:r>
       <w:bookmarkEnd w:id="0"/>
@@ -2225,6 +2154,7 @@
           <w:sz w:val="20"/>
           <w:szCs w:val="20"/>
         </w:rPr>
+        <w:lastRenderedPageBreak/>
         <w:t>ESW provides a range of models, such as Hub and Ship from Store (Hubless) for retailers to fulfill the orders. Each model has a different order process flow.</w:t>
       </w:r>
     </w:p>
@@ -2264,7 +2194,7 @@
         </w:rPr>
         <w:t xml:space="preserve"> </w:t>
       </w:r>
-      <w:bookmarkStart w:id="3" w:name="_Toc153230439"/>
+      <w:bookmarkStart w:id="3" w:name="_Toc221568594"/>
       <w:r>
         <w:rPr>
           <w:rFonts w:ascii="Arial" w:hAnsi="Arial" w:cs="Arial"/>
@@ -2310,7 +2240,7 @@
         </w:rPr>
         <w:t xml:space="preserve"> </w:t>
       </w:r>
-      <w:bookmarkStart w:id="4" w:name="_Toc153230440"/>
+      <w:bookmarkStart w:id="4" w:name="_Toc221568595"/>
       <w:r>
         <w:rPr>
           <w:rFonts w:ascii="Arial" w:hAnsi="Arial" w:cs="Arial"/>
@@ -2452,7 +2382,7 @@
         </w:rPr>
         <w:t xml:space="preserve"> </w:t>
       </w:r>
-      <w:bookmarkStart w:id="5" w:name="_Toc153230441"/>
+      <w:bookmarkStart w:id="5" w:name="_Toc221568596"/>
       <w:r>
         <w:rPr>
           <w:rFonts w:ascii="Arial" w:hAnsi="Arial" w:cs="Arial"/>
@@ -2649,7 +2579,7 @@
         </w:rPr>
         <w:t xml:space="preserve"> </w:t>
       </w:r>
-      <w:bookmarkStart w:id="6" w:name="_Toc153230442"/>
+      <w:bookmarkStart w:id="6" w:name="_Toc221568597"/>
       <w:r>
         <w:rPr>
           <w:rFonts w:ascii="Arial" w:hAnsi="Arial" w:cs="Arial"/>
@@ -2760,7 +2690,7 @@
         </w:rPr>
       </w:pPr>
       <w:bookmarkStart w:id="7" w:name="_Toc72738348"/>
-      <w:bookmarkStart w:id="8" w:name="_Toc153230443"/>
+      <w:bookmarkStart w:id="8" w:name="_Toc221568598"/>
       <w:r>
         <w:rPr>
           <w:rFonts w:ascii="Arial" w:hAnsi="Arial" w:cs="Arial"/>
@@ -2785,7 +2715,7 @@
         </w:rPr>
       </w:pPr>
       <w:bookmarkStart w:id="9" w:name="eswRetailerPackageFeed_job"/>
-      <w:bookmarkStart w:id="10" w:name="_Toc153230444"/>
+      <w:bookmarkStart w:id="10" w:name="_Toc221568599"/>
       <w:r>
         <w:rPr>
           <w:rFonts w:ascii="Arial" w:hAnsi="Arial" w:cs="Arial"/>
@@ -2802,6 +2732,98 @@
         <w:pStyle w:val="p"/>
         <w:jc w:val="both"/>
         <w:rPr>
+          <w:sz w:val="20"/>
+          <w:szCs w:val="20"/>
+        </w:rPr>
+      </w:pPr>
+      <w:r>
+        <w:rPr>
+          <w:sz w:val="20"/>
+          <w:szCs w:val="20"/>
+        </w:rPr>
+        <w:t>The </w:t>
+      </w:r>
+      <w:r>
+        <w:rPr>
+          <w:rStyle w:val="Strong"/>
+          <w:sz w:val="20"/>
+          <w:szCs w:val="20"/>
+        </w:rPr>
+        <w:t>eswRetailerPackageFeed </w:t>
+      </w:r>
+      <w:r>
+        <w:rPr>
+          <w:sz w:val="20"/>
+          <w:szCs w:val="20"/>
+        </w:rPr>
+        <w:t>job syncs the retailer's package information with the ESW Package Service. The job composes the API request and sends an advanced shipping notice to ESW via the Package API v4.0.</w:t>
+      </w:r>
+    </w:p>
+    <w:p>
+      <w:pPr>
+        <w:pStyle w:val="11U"/>
+        <w:jc w:val="both"/>
+        <w:rPr>
+          <w:rFonts w:ascii="Arial" w:hAnsi="Arial" w:cs="Arial"/>
+          <w:sz w:val="28"/>
+          <w:szCs w:val="28"/>
+        </w:rPr>
+      </w:pPr>
+      <w:bookmarkStart w:id="11" w:name="_Toc221568600"/>
+      <w:r>
+        <w:rPr>
+          <w:rFonts w:ascii="Arial" w:hAnsi="Arial" w:cs="Arial"/>
+          <w:sz w:val="28"/>
+          <w:szCs w:val="28"/>
+        </w:rPr>
+        <w:t>Services</w:t>
+      </w:r>
+      <w:bookmarkEnd w:id="11"/>
+    </w:p>
+    <w:p>
+      <w:pPr>
+        <w:rPr>
+          <w:rFonts w:ascii="Arial" w:hAnsi="Arial" w:cs="Arial"/>
+        </w:rPr>
+      </w:pPr>
+      <w:r>
+        <w:rPr>
+          <w:rFonts w:ascii="Arial" w:hAnsi="Arial" w:cs="Arial"/>
+        </w:rPr>
+        <w:t xml:space="preserve">The following services are being used for this functionality. The cartridge automatically generates the URL if they are not set already. </w:t>
+      </w:r>
+    </w:p>
+    <w:p>
+      <w:pPr>
+        <w:spacing w:before="160" w:after="160" w:line="340" w:lineRule="atLeast"/>
+        <w:jc w:val="both"/>
+        <w:rPr>
+          <w:rFonts w:ascii="Arial" w:eastAsiaTheme="minorEastAsia" w:hAnsi="Arial" w:cs="Arial"/>
+          <w:color w:val="323232"/>
+        </w:rPr>
+      </w:pPr>
+      <w:r>
+        <w:rPr>
+          <w:rFonts w:ascii="Arial" w:hAnsi="Arial" w:cs="Arial"/>
+          <w:b/>
+          <w:bCs/>
+          <w:color w:val="323232"/>
+        </w:rPr>
+        <w:t>ESWOAuthService</w:t>
+      </w:r>
+      <w:r>
+        <w:rPr>
+          <w:rFonts w:ascii="Arial" w:hAnsi="Arial" w:cs="Arial"/>
+          <w:color w:val="323232"/>
+        </w:rPr>
+        <w:t>: This service is used to get the authentication token from ESW. This token is used by other ESW services and APIs, such as Price Feed, Checkout, and Package.</w:t>
+      </w:r>
+    </w:p>
+    <w:p>
+      <w:pPr>
+        <w:pStyle w:val="p"/>
+        <w:jc w:val="both"/>
+        <w:rPr>
           <w:rFonts w:eastAsiaTheme="minorEastAsia"/>
           <w:sz w:val="20"/>
           <w:szCs w:val="20"/>
@@ -2809,273 +2831,19 @@
       </w:pPr>
       <w:r>
         <w:rPr>
+          <w:b/>
+          <w:bCs/>
           <w:sz w:val="20"/>
           <w:szCs w:val="20"/>
         </w:rPr>
-        <w:t>The </w:t>
+        <w:t>ESWPackageV4Service</w:t>
       </w:r>
       <w:r>
         <w:rPr>
-          <w:rStyle w:val="Strong"/>
           <w:sz w:val="20"/>
           <w:szCs w:val="20"/>
         </w:rPr>
-        <w:t>eswRetailerPackageFeed </w:t>
-      </w:r>
-      <w:r>
-        <w:rPr>
-          <w:sz w:val="20"/>
-          <w:szCs w:val="20"/>
-        </w:rPr>
-        <w:t>job syncs the retailer's package information with the ESW Package Service. The job composes the API request and sends an advanced shipping notice to ESW via the Package API v4.0.</w:t>
-      </w:r>
-    </w:p>
-    <w:p>
-      <w:pPr>
-        <w:pStyle w:val="11U"/>
-        <w:jc w:val="both"/>
-        <w:rPr>
-          <w:rFonts w:ascii="Arial" w:hAnsi="Arial" w:cs="Arial"/>
-          <w:sz w:val="28"/>
-          <w:szCs w:val="28"/>
-        </w:rPr>
-      </w:pPr>
-      <w:bookmarkStart w:id="11" w:name="_Toc153230445"/>
-      <w:r>
-        <w:rPr>
-          <w:rFonts w:ascii="Arial" w:hAnsi="Arial" w:cs="Arial"/>
-          <w:sz w:val="28"/>
-          <w:szCs w:val="28"/>
-        </w:rPr>
-        <w:t>EswOAuthService</w:t>
-      </w:r>
-      <w:bookmarkEnd w:id="11"/>
-    </w:p>
-    <w:p>
-      <w:pPr>
-        <w:spacing w:before="160" w:after="160" w:line="340" w:lineRule="atLeast"/>
-        <w:jc w:val="both"/>
-        <w:rPr>
-          <w:rFonts w:ascii="Arial" w:eastAsiaTheme="minorEastAsia" w:hAnsi="Arial" w:cs="Arial"/>
-          <w:color w:val="323232"/>
-        </w:rPr>
-      </w:pPr>
-      <w:r>
-        <w:rPr>
-          <w:rFonts w:ascii="Arial" w:hAnsi="Arial" w:cs="Arial"/>
-          <w:color w:val="323232"/>
-        </w:rPr>
-        <w:t>This service is used to get the authentication token from ESW. This token is used by other ESW services and APIs, such as Price Feed, Checkout, and Package.</w:t>
-      </w:r>
-    </w:p>
-    <w:p>
-      <w:pPr>
-        <w:jc w:val="center"/>
-        <w:rPr>
-          <w:rFonts w:ascii="Arial" w:eastAsia="Times New Roman" w:hAnsi="Arial" w:cs="Arial"/>
-        </w:rPr>
-      </w:pPr>
-      <w:r>
-        <w:rPr>
-          <w:rFonts w:ascii="Arial" w:hAnsi="Arial" w:cs="Arial"/>
-          <w:noProof/>
-        </w:rPr>
-        <w:lastRenderedPageBreak/>
-        <w:drawing>
-          <wp:inline distT="0" distB="0" distL="0" distR="0" wp14:anchorId="19E58222" wp14:editId="14BE1DE2">
-            <wp:extent cx="6296025" cy="1565910"/>
-            <wp:effectExtent l="0" t="0" r="9525" b="0"/>
-            <wp:docPr id="360" name="Picture 360"/>
-            <wp:cNvGraphicFramePr>
-              <a:graphicFrameLocks xmlns:a="http://schemas.openxmlformats.org/drawingml/2006/main" noChangeAspect="1"/>
-            </wp:cNvGraphicFramePr>
-            <a:graphic xmlns:a="http://schemas.openxmlformats.org/drawingml/2006/main">
-              <a:graphicData uri="http://schemas.openxmlformats.org/drawingml/2006/picture">
-                <pic:pic xmlns:pic="http://schemas.openxmlformats.org/drawingml/2006/picture">
-                  <pic:nvPicPr>
-                    <pic:cNvPr id="0" name="Picture 190"/>
-                    <pic:cNvPicPr>
-                      <a:picLocks noChangeAspect="1" noChangeArrowheads="1"/>
-                    </pic:cNvPicPr>
-                  </pic:nvPicPr>
-                  <pic:blipFill>
-                    <a:blip r:embed="rId15">
-                      <a:extLst>
-                        <a:ext uri="{28A0092B-C50C-407E-A947-70E740481C1C}">
-                          <a14:useLocalDpi xmlns:a14="http://schemas.microsoft.com/office/drawing/2010/main" val="0"/>
-                        </a:ext>
-                      </a:extLst>
-                    </a:blip>
-                    <a:srcRect/>
-                    <a:stretch>
-                      <a:fillRect/>
-                    </a:stretch>
-                  </pic:blipFill>
-                  <pic:spPr bwMode="auto">
-                    <a:xfrm>
-                      <a:off x="0" y="0"/>
-                      <a:ext cx="6296025" cy="1565910"/>
-                    </a:xfrm>
-                    <a:prstGeom prst="rect">
-                      <a:avLst/>
-                    </a:prstGeom>
-                    <a:noFill/>
-                    <a:ln>
-                      <a:noFill/>
-                    </a:ln>
-                  </pic:spPr>
-                </pic:pic>
-              </a:graphicData>
-            </a:graphic>
-          </wp:inline>
-        </w:drawing>
-      </w:r>
-    </w:p>
-    <w:p>
-      <w:pPr>
-        <w:spacing w:before="100" w:beforeAutospacing="1" w:after="100" w:afterAutospacing="1"/>
-        <w:jc w:val="center"/>
-        <w:rPr>
-          <w:rFonts w:ascii="Arial" w:eastAsiaTheme="minorEastAsia" w:hAnsi="Arial" w:cs="Arial"/>
-        </w:rPr>
-      </w:pPr>
-      <w:r>
-        <w:rPr>
-          <w:rFonts w:ascii="Arial" w:eastAsia="Times New Roman" w:hAnsi="Arial" w:cs="Arial"/>
-          <w:i/>
-          <w:iCs/>
-        </w:rPr>
-        <w:t>ESW OAuth Credentials</w:t>
-      </w:r>
-    </w:p>
-    <w:p>
-      <w:pPr>
-        <w:rPr>
-          <w:rFonts w:ascii="Arial" w:hAnsi="Arial" w:cs="Arial"/>
-        </w:rPr>
-      </w:pPr>
-    </w:p>
-    <w:p>
-      <w:pPr>
-        <w:pStyle w:val="11U"/>
-        <w:jc w:val="both"/>
-        <w:rPr>
-          <w:rFonts w:ascii="Arial" w:hAnsi="Arial" w:cs="Arial"/>
-          <w:sz w:val="28"/>
-          <w:szCs w:val="28"/>
-        </w:rPr>
-      </w:pPr>
-      <w:bookmarkStart w:id="12" w:name="EswPackageV4Service"/>
-      <w:bookmarkStart w:id="13" w:name="_Toc153230446"/>
-      <w:r>
-        <w:rPr>
-          <w:rFonts w:ascii="Arial" w:hAnsi="Arial" w:cs="Arial"/>
-          <w:sz w:val="28"/>
-          <w:szCs w:val="28"/>
-        </w:rPr>
-        <w:t>EswPackageV4Service</w:t>
-      </w:r>
-      <w:bookmarkEnd w:id="12"/>
-      <w:bookmarkEnd w:id="13"/>
-    </w:p>
-    <w:p>
-      <w:pPr>
-        <w:pStyle w:val="p"/>
-        <w:jc w:val="both"/>
-        <w:rPr>
-          <w:rFonts w:eastAsiaTheme="minorEastAsia"/>
-          <w:sz w:val="20"/>
-          <w:szCs w:val="20"/>
-        </w:rPr>
-      </w:pPr>
-      <w:r>
-        <w:rPr>
-          <w:sz w:val="20"/>
-          <w:szCs w:val="20"/>
-        </w:rPr>
-        <w:t>This service is used to make a call to the ESW Package API v4.0 and send an advanced shipping notification to ESW (Hub model only).</w:t>
-      </w:r>
-    </w:p>
-    <w:p>
-      <w:pPr>
-        <w:jc w:val="center"/>
-        <w:rPr>
-          <w:rFonts w:ascii="Arial" w:eastAsia="Times New Roman" w:hAnsi="Arial" w:cs="Arial"/>
-        </w:rPr>
-      </w:pPr>
-      <w:r>
-        <w:rPr>
-          <w:rFonts w:ascii="Arial" w:hAnsi="Arial" w:cs="Arial"/>
-          <w:noProof/>
-        </w:rPr>
-        <w:drawing>
-          <wp:inline distT="0" distB="0" distL="0" distR="0" wp14:anchorId="3D6D78F1" wp14:editId="7B89BC9C">
-            <wp:extent cx="5943600" cy="1489710"/>
-            <wp:effectExtent l="0" t="0" r="0" b="0"/>
-            <wp:docPr id="11" name="Picture 11"/>
-            <wp:cNvGraphicFramePr>
-              <a:graphicFrameLocks xmlns:a="http://schemas.openxmlformats.org/drawingml/2006/main" noChangeAspect="1"/>
-            </wp:cNvGraphicFramePr>
-            <a:graphic xmlns:a="http://schemas.openxmlformats.org/drawingml/2006/main">
-              <a:graphicData uri="http://schemas.openxmlformats.org/drawingml/2006/picture">
-                <pic:pic xmlns:pic="http://schemas.openxmlformats.org/drawingml/2006/picture">
-                  <pic:nvPicPr>
-                    <pic:cNvPr id="0" name="Picture 368"/>
-                    <pic:cNvPicPr>
-                      <a:picLocks noChangeAspect="1" noChangeArrowheads="1"/>
-                    </pic:cNvPicPr>
-                  </pic:nvPicPr>
-                  <pic:blipFill>
-                    <a:blip r:embed="rId16">
-                      <a:extLst>
-                        <a:ext uri="{28A0092B-C50C-407E-A947-70E740481C1C}">
-                          <a14:useLocalDpi xmlns:a14="http://schemas.microsoft.com/office/drawing/2010/main" val="0"/>
-                        </a:ext>
-                      </a:extLst>
-                    </a:blip>
-                    <a:srcRect/>
-                    <a:stretch>
-                      <a:fillRect/>
-                    </a:stretch>
-                  </pic:blipFill>
-                  <pic:spPr bwMode="auto">
-                    <a:xfrm>
-                      <a:off x="0" y="0"/>
-                      <a:ext cx="5943600" cy="1489710"/>
-                    </a:xfrm>
-                    <a:prstGeom prst="rect">
-                      <a:avLst/>
-                    </a:prstGeom>
-                    <a:noFill/>
-                    <a:ln>
-                      <a:noFill/>
-                    </a:ln>
-                  </pic:spPr>
-                </pic:pic>
-              </a:graphicData>
-            </a:graphic>
-          </wp:inline>
-        </w:drawing>
-      </w:r>
-    </w:p>
-    <w:p>
-      <w:pPr>
-        <w:pStyle w:val="NormalWeb"/>
-        <w:jc w:val="center"/>
-        <w:rPr>
-          <w:rFonts w:eastAsiaTheme="minorEastAsia" w:cs="Arial"/>
-          <w:sz w:val="20"/>
-          <w:szCs w:val="20"/>
-        </w:rPr>
-      </w:pPr>
-      <w:r>
-        <w:rPr>
-          <w:rStyle w:val="Emphasis"/>
-          <w:rFonts w:eastAsia="Verdana" w:cs="Arial"/>
-          <w:sz w:val="20"/>
-          <w:szCs w:val="20"/>
-        </w:rPr>
-        <w:t>EswPackageV4Service</w:t>
+        <w:t>: This service is used to make a call to the ESW Package API v4.0 and send an advanced shipping notification to ESW (Hub model only).</w:t>
       </w:r>
     </w:p>
     <w:sectPr>

--- a/link_eshopworld/Documentation/eShopWorld_Package_Integration.docx
+++ b/link_eshopworld/Documentation/eShopWorld_Package_Integration.docx
@@ -152,7 +152,21 @@
                                     <w:sz w:val="20"/>
                                     <w:szCs w:val="20"/>
                                   </w:rPr>
-                                  <w:t>5.0.0</w:t>
+                                  <w:t>5.</w:t>
+                                </w:r>
+                                <w:r>
+                                  <w:rPr>
+                                    <w:sz w:val="20"/>
+                                    <w:szCs w:val="20"/>
+                                  </w:rPr>
+                                  <w:t>1</w:t>
+                                </w:r>
+                                <w:r>
+                                  <w:rPr>
+                                    <w:sz w:val="20"/>
+                                    <w:szCs w:val="20"/>
+                                  </w:rPr>
+                                  <w:t>.0</w:t>
                                 </w:r>
                               </w:p>
                               <w:p>
@@ -184,7 +198,7 @@
                                     <w:sz w:val="20"/>
                                     <w:szCs w:val="20"/>
                                   </w:rPr>
-                                  <w:t>February</w:t>
+                                  <w:t>May</w:t>
                                 </w:r>
                                 <w:r>
                                   <w:rPr>
@@ -307,7 +321,21 @@
                               <w:sz w:val="20"/>
                               <w:szCs w:val="20"/>
                             </w:rPr>
-                            <w:t>5.0.0</w:t>
+                            <w:t>5.</w:t>
+                          </w:r>
+                          <w:r>
+                            <w:rPr>
+                              <w:sz w:val="20"/>
+                              <w:szCs w:val="20"/>
+                            </w:rPr>
+                            <w:t>1</w:t>
+                          </w:r>
+                          <w:r>
+                            <w:rPr>
+                              <w:sz w:val="20"/>
+                              <w:szCs w:val="20"/>
+                            </w:rPr>
+                            <w:t>.0</w:t>
                           </w:r>
                         </w:p>
                         <w:p>
@@ -339,7 +367,7 @@
                               <w:sz w:val="20"/>
                               <w:szCs w:val="20"/>
                             </w:rPr>
-                            <w:t>February</w:t>
+                            <w:t>May</w:t>
                           </w:r>
                           <w:r>
                             <w:rPr>

--- a/link_eshopworld/Documentation/eShopWorld_Package_Integration.docx
+++ b/link_eshopworld/Documentation/eShopWorld_Package_Integration.docx
@@ -166,7 +166,14 @@
                                     <w:sz w:val="20"/>
                                     <w:szCs w:val="20"/>
                                   </w:rPr>
-                                  <w:t>.0</w:t>
+                                  <w:t>.</w:t>
+                                </w:r>
+                                <w:r>
+                                  <w:rPr>
+                                    <w:sz w:val="20"/>
+                                    <w:szCs w:val="20"/>
+                                  </w:rPr>
+                                  <w:t>1</w:t>
                                 </w:r>
                               </w:p>
                               <w:p>
@@ -198,7 +205,7 @@
                                     <w:sz w:val="20"/>
                                     <w:szCs w:val="20"/>
                                   </w:rPr>
-                                  <w:t>May</w:t>
+                                  <w:t>June</w:t>
                                 </w:r>
                                 <w:r>
                                   <w:rPr>
@@ -335,7 +342,14 @@
                               <w:sz w:val="20"/>
                               <w:szCs w:val="20"/>
                             </w:rPr>
-                            <w:t>.0</w:t>
+                            <w:t>.</w:t>
+                          </w:r>
+                          <w:r>
+                            <w:rPr>
+                              <w:sz w:val="20"/>
+                              <w:szCs w:val="20"/>
+                            </w:rPr>
+                            <w:t>1</w:t>
                           </w:r>
                         </w:p>
                         <w:p>
@@ -367,7 +381,7 @@
                               <w:sz w:val="20"/>
                               <w:szCs w:val="20"/>
                             </w:rPr>
-                            <w:t>May</w:t>
+                            <w:t>June</w:t>
                           </w:r>
                           <w:r>
                             <w:rPr>

--- a/link_eshopworld/Documentation/eShopWorld_Package_Integration.docx
+++ b/link_eshopworld/Documentation/eShopWorld_Package_Integration.docx
@@ -152,7 +152,28 @@
                                     <w:sz w:val="20"/>
                                     <w:szCs w:val="20"/>
                                   </w:rPr>
-                                  <w:t>5.0.0</w:t>
+                                  <w:t>5.</w:t>
+                                </w:r>
+                                <w:r>
+                                  <w:rPr>
+                                    <w:sz w:val="20"/>
+                                    <w:szCs w:val="20"/>
+                                  </w:rPr>
+                                  <w:t>1</w:t>
+                                </w:r>
+                                <w:r>
+                                  <w:rPr>
+                                    <w:sz w:val="20"/>
+                                    <w:szCs w:val="20"/>
+                                  </w:rPr>
+                                  <w:t>.</w:t>
+                                </w:r>
+                                <w:r>
+                                  <w:rPr>
+                                    <w:sz w:val="20"/>
+                                    <w:szCs w:val="20"/>
+                                  </w:rPr>
+                                  <w:t>1</w:t>
                                 </w:r>
                               </w:p>
                               <w:p>
@@ -184,7 +205,7 @@
                                     <w:sz w:val="20"/>
                                     <w:szCs w:val="20"/>
                                   </w:rPr>
-                                  <w:t>February</w:t>
+                                  <w:t>June</w:t>
                                 </w:r>
                                 <w:r>
                                   <w:rPr>
@@ -307,7 +328,28 @@
                               <w:sz w:val="20"/>
                               <w:szCs w:val="20"/>
                             </w:rPr>
-                            <w:t>5.0.0</w:t>
+                            <w:t>5.</w:t>
+                          </w:r>
+                          <w:r>
+                            <w:rPr>
+                              <w:sz w:val="20"/>
+                              <w:szCs w:val="20"/>
+                            </w:rPr>
+                            <w:t>1</w:t>
+                          </w:r>
+                          <w:r>
+                            <w:rPr>
+                              <w:sz w:val="20"/>
+                              <w:szCs w:val="20"/>
+                            </w:rPr>
+                            <w:t>.</w:t>
+                          </w:r>
+                          <w:r>
+                            <w:rPr>
+                              <w:sz w:val="20"/>
+                              <w:szCs w:val="20"/>
+                            </w:rPr>
+                            <w:t>1</w:t>
                           </w:r>
                         </w:p>
                         <w:p>
@@ -339,7 +381,7 @@
                               <w:sz w:val="20"/>
                               <w:szCs w:val="20"/>
                             </w:rPr>
-                            <w:t>February</w:t>
+                            <w:t>June</w:t>
                           </w:r>
                           <w:r>
                             <w:rPr>
